--- a/Todo.docx
+++ b/Todo.docx
@@ -101,9 +101,6 @@
         <w:tab/>
         <w:t>-</w:t>
         <w:tab/>
-      </w:r>
-      <w:r>
-        <w:rPr/>
         <w:t>upgrade to 2018.1.9f2</w:t>
       </w:r>
     </w:p>
@@ -126,9 +123,6 @@
         <w:tab/>
         <w:t>-</w:t>
         <w:tab/>
-      </w:r>
-      <w:r>
-        <w:rPr/>
         <w:t>replace legacy particles with ParticleSystem</w:t>
       </w:r>
     </w:p>
@@ -203,9 +197,6 @@
         <w:rPr/>
         <w:t>-</w:t>
         <w:tab/>
-      </w:r>
-      <w:r>
-        <w:rPr/>
         <w:t>fix tank</w:t>
       </w:r>
     </w:p>
@@ -220,9 +211,6 @@
         <w:rPr/>
         <w:t>-</w:t>
         <w:tab/>
-      </w:r>
-      <w:r>
-        <w:rPr/>
         <w:t>fix jet</w:t>
       </w:r>
     </w:p>
@@ -237,9 +225,6 @@
         <w:rPr/>
         <w:t>-</w:t>
         <w:tab/>
-      </w:r>
-      <w:r>
-        <w:rPr/>
         <w:t>fix hovercraft</w:t>
       </w:r>
     </w:p>
@@ -254,9 +239,6 @@
         <w:rPr/>
         <w:t>-</w:t>
         <w:tab/>
-      </w:r>
-      <w:r>
-        <w:rPr/>
         <w:t>fix buggy</w:t>
       </w:r>
     </w:p>
@@ -273,9 +255,6 @@
         <w:tab/>
         <w:t>-</w:t>
         <w:tab/>
-      </w:r>
-      <w:r>
-        <w:rPr/>
         <w:t>make buggy size and proportions perfectly the same as in 2.22</w:t>
       </w:r>
     </w:p>
@@ -290,9 +269,6 @@
         <w:rPr/>
         <w:t>-</w:t>
         <w:tab/>
-      </w:r>
-      <w:r>
-        <w:rPr/>
         <w:t>fix sea</w:t>
       </w:r>
     </w:p>
@@ -309,9 +285,6 @@
         <w:tab/>
         <w:t>-</w:t>
         <w:tab/>
-      </w:r>
-      <w:r>
-        <w:rPr/>
         <w:t>fix underwater camera shader</w:t>
       </w:r>
     </w:p>
@@ -328,9 +301,6 @@
         <w:tab/>
         <w:t>-</w:t>
         <w:tab/>
-      </w:r>
-      <w:r>
-        <w:rPr/>
         <w:t>fix good+ water waves shader</w:t>
       </w:r>
     </w:p>
@@ -345,9 +315,6 @@
         <w:rPr/>
         <w:t>-</w:t>
         <w:tab/>
-      </w:r>
-      <w:r>
-        <w:rPr/>
         <w:t>fix whirld</w:t>
       </w:r>
     </w:p>
@@ -364,29 +331,50 @@
         <w:tab/>
         <w:t>-</w:t>
         <w:tab/>
-      </w:r>
-      <w:r>
-        <w:rPr/>
-        <w:t>add support for placing meshes</w:t>
-      </w:r>
-    </w:p>
-    <w:p>
-      <w:pPr>
-        <w:pStyle w:val="Normal"/>
-        <w:bidi w:val="0"/>
-        <w:jc w:val="start"/>
-        <w:rPr/>
-      </w:pPr>
-      <w:r>
-        <w:rPr/>
-        <w:t>-</w:t>
-        <w:tab/>
-        <w:t>-</w:t>
-        <w:tab/>
-      </w:r>
-      <w:r>
-        <w:rPr/>
-        <w:t>add support for overriding textures of primitives</w:t>
+        <w:t xml:space="preserve">add support for </w:t>
+      </w:r>
+      <w:r>
+        <w:rPr/>
+        <w:t>custom meshes</w:t>
+      </w:r>
+    </w:p>
+    <w:p>
+      <w:pPr>
+        <w:pStyle w:val="Normal"/>
+        <w:bidi w:val="0"/>
+        <w:jc w:val="start"/>
+        <w:rPr/>
+      </w:pPr>
+      <w:r>
+        <w:rPr/>
+        <w:t>-</w:t>
+        <w:tab/>
+        <w:t>-</w:t>
+        <w:tab/>
+        <w:t xml:space="preserve">add support for </w:t>
+      </w:r>
+      <w:r>
+        <w:rPr/>
+        <w:t>custom textures</w:t>
+      </w:r>
+    </w:p>
+    <w:p>
+      <w:pPr>
+        <w:pStyle w:val="Normal"/>
+        <w:bidi w:val="0"/>
+        <w:jc w:val="start"/>
+        <w:rPr/>
+      </w:pPr>
+      <w:r>
+        <w:rPr/>
+        <w:t>-</w:t>
+        <w:tab/>
+        <w:t>-</w:t>
+        <w:tab/>
+      </w:r>
+      <w:r>
+        <w:rPr/>
+        <w:t>add support for placing rigidbodies</w:t>
       </w:r>
     </w:p>
     <w:sectPr>
@@ -396,6 +384,7 @@
       <w:pgNumType w:fmt="decimal"/>
       <w:formProt w:val="false"/>
       <w:textDirection w:val="lrTb"/>
+      <w:docGrid w:type="default" w:linePitch="100" w:charSpace="0"/>
     </w:sectPr>
   </w:body>
 </w:document>
@@ -415,7 +404,6 @@
     </w:rPrDefault>
     <w:pPrDefault>
       <w:pPr>
-        <w:widowControl/>
         <w:suppressAutoHyphens w:val="true"/>
       </w:pPr>
     </w:pPrDefault>
@@ -425,7 +413,10 @@
     <w:qFormat/>
     <w:pPr>
       <w:widowControl/>
+      <w:suppressAutoHyphens w:val="true"/>
       <w:bidi w:val="0"/>
+      <w:spacing w:before="0" w:after="0"/>
+      <w:jc w:val="start"/>
     </w:pPr>
     <w:rPr>
       <w:rFonts w:ascii="Liberation Serif" w:hAnsi="Liberation Serif" w:eastAsia="Noto Serif CJK SC" w:cs="Noto Sans Devanagari"/>
@@ -436,8 +427,8 @@
       <w:lang w:val="en-US" w:eastAsia="zh-CN" w:bidi="hi-IN"/>
     </w:rPr>
   </w:style>
-  <w:style w:type="character" w:styleId="Bullets">
-    <w:name w:val="Bullets"/>
+  <w:style w:type="character" w:styleId="Bulletsuser">
+    <w:name w:val="Bullets (user)"/>
     <w:qFormat/>
     <w:rPr>
       <w:rFonts w:ascii="OpenSymbol" w:hAnsi="OpenSymbol" w:eastAsia="OpenSymbol" w:cs="OpenSymbol"/>

--- a/Todo.docx
+++ b/Todo.docx
@@ -59,7 +59,6 @@
       </w:pPr>
       <w:r>
         <w:rPr/>
-        <w:t>-</w:t>
         <w:tab/>
         <w:t>-</w:t>
         <w:tab/>
@@ -75,9 +74,7 @@
       </w:pPr>
       <w:r>
         <w:rPr/>
-        <w:t>-</w:t>
-        <w:tab/>
-        <w:t>-</w:t>
+        <w:tab/>
         <w:tab/>
         <w:t>-</w:t>
         <w:tab/>
@@ -93,11 +90,8 @@
       </w:pPr>
       <w:r>
         <w:rPr/>
-        <w:t>-</w:t>
-        <w:tab/>
-        <w:t>-</w:t>
-        <w:tab/>
-        <w:t>-</w:t>
+        <w:tab/>
+        <w:tab/>
         <w:tab/>
         <w:t>-</w:t>
         <w:tab/>
@@ -113,13 +107,9 @@
       </w:pPr>
       <w:r>
         <w:rPr/>
-        <w:t>-</w:t>
-        <w:tab/>
-        <w:t>-</w:t>
-        <w:tab/>
-        <w:t>-</w:t>
-        <w:tab/>
-        <w:t>-</w:t>
+        <w:tab/>
+        <w:tab/>
+        <w:tab/>
         <w:tab/>
         <w:t>-</w:t>
         <w:tab/>
@@ -135,11 +125,148 @@
       </w:pPr>
       <w:r>
         <w:rPr/>
-        <w:t>-</w:t>
-        <w:tab/>
-        <w:t>-</w:t>
-        <w:tab/>
-        <w:t>-</w:t>
+        <w:tab/>
+        <w:tab/>
+        <w:tab/>
+        <w:tab/>
+        <w:tab/>
+      </w:r>
+      <w:r>
+        <w:rPr>
+          <w:color w:val="00A933"/>
+        </w:rPr>
+        <w:t>X</w:t>
+      </w:r>
+      <w:r>
+        <w:rPr/>
+        <w:tab/>
+      </w:r>
+      <w:r>
+        <w:rPr/>
+        <w:t>replace in lobby</w:t>
+      </w:r>
+    </w:p>
+    <w:p>
+      <w:pPr>
+        <w:pStyle w:val="Normal"/>
+        <w:bidi w:val="0"/>
+        <w:jc w:val="start"/>
+        <w:rPr/>
+      </w:pPr>
+      <w:r>
+        <w:rPr/>
+        <w:tab/>
+        <w:tab/>
+        <w:tab/>
+        <w:tab/>
+        <w:tab/>
+        <w:t>-</w:t>
+        <w:tab/>
+      </w:r>
+      <w:r>
+        <w:rPr/>
+        <w:t>replace in hovercraft</w:t>
+      </w:r>
+    </w:p>
+    <w:p>
+      <w:pPr>
+        <w:pStyle w:val="Normal"/>
+        <w:bidi w:val="0"/>
+        <w:jc w:val="start"/>
+        <w:rPr/>
+      </w:pPr>
+      <w:r>
+        <w:rPr/>
+        <w:tab/>
+        <w:tab/>
+        <w:tab/>
+        <w:tab/>
+        <w:tab/>
+        <w:t>-</w:t>
+        <w:tab/>
+      </w:r>
+      <w:r>
+        <w:rPr/>
+        <w:t>replace in jet</w:t>
+      </w:r>
+    </w:p>
+    <w:p>
+      <w:pPr>
+        <w:pStyle w:val="Normal"/>
+        <w:bidi w:val="0"/>
+        <w:jc w:val="start"/>
+        <w:rPr/>
+      </w:pPr>
+      <w:r>
+        <w:rPr/>
+        <w:tab/>
+        <w:tab/>
+        <w:tab/>
+        <w:tab/>
+        <w:tab/>
+        <w:t>-</w:t>
+        <w:tab/>
+      </w:r>
+      <w:r>
+        <w:rPr/>
+        <w:t>replace in vehicle</w:t>
+      </w:r>
+    </w:p>
+    <w:p>
+      <w:pPr>
+        <w:pStyle w:val="Normal"/>
+        <w:bidi w:val="0"/>
+        <w:jc w:val="start"/>
+        <w:rPr/>
+      </w:pPr>
+      <w:r>
+        <w:rPr/>
+        <w:tab/>
+        <w:tab/>
+        <w:tab/>
+        <w:tab/>
+        <w:tab/>
+        <w:t>-</w:t>
+        <w:tab/>
+      </w:r>
+      <w:r>
+        <w:rPr/>
+        <w:t>replace in EntryPoint</w:t>
+      </w:r>
+    </w:p>
+    <w:p>
+      <w:pPr>
+        <w:pStyle w:val="Normal"/>
+        <w:bidi w:val="0"/>
+        <w:jc w:val="start"/>
+        <w:rPr/>
+      </w:pPr>
+      <w:r>
+        <w:rPr/>
+        <w:tab/>
+        <w:tab/>
+        <w:tab/>
+        <w:tab/>
+        <w:tab/>
+        <w:t>-</w:t>
+        <w:tab/>
+      </w:r>
+      <w:r>
+        <w:rPr/>
+        <w:t>replace in JumpPoint</w:t>
+      </w:r>
+    </w:p>
+    <w:p>
+      <w:pPr>
+        <w:pStyle w:val="Normal"/>
+        <w:bidi w:val="0"/>
+        <w:jc w:val="start"/>
+        <w:rPr/>
+      </w:pPr>
+      <w:r>
+        <w:rPr/>
+        <w:tab/>
+        <w:tab/>
         <w:tab/>
         <w:t>-</w:t>
         <w:tab/>
@@ -155,11 +282,8 @@
       </w:pPr>
       <w:r>
         <w:rPr/>
-        <w:t>-</w:t>
-        <w:tab/>
-        <w:t>-</w:t>
-        <w:tab/>
-        <w:t>-</w:t>
+        <w:tab/>
+        <w:tab/>
         <w:tab/>
         <w:t>-</w:t>
         <w:tab/>
@@ -175,11 +299,8 @@
       </w:pPr>
       <w:r>
         <w:rPr/>
-        <w:t>-</w:t>
-        <w:tab/>
-        <w:t>-</w:t>
-        <w:tab/>
-        <w:t>-</w:t>
+        <w:tab/>
+        <w:tab/>
         <w:tab/>
         <w:t>-</w:t>
         <w:tab/>
@@ -251,7 +372,6 @@
       </w:pPr>
       <w:r>
         <w:rPr/>
-        <w:t>-</w:t>
         <w:tab/>
         <w:t>-</w:t>
         <w:tab/>
@@ -281,7 +401,6 @@
       </w:pPr>
       <w:r>
         <w:rPr/>
-        <w:t>-</w:t>
         <w:tab/>
         <w:t>-</w:t>
         <w:tab/>
@@ -297,7 +416,6 @@
       </w:pPr>
       <w:r>
         <w:rPr/>
-        <w:t>-</w:t>
         <w:tab/>
         <w:t>-</w:t>
         <w:tab/>
@@ -327,61 +445,58 @@
       </w:pPr>
       <w:r>
         <w:rPr/>
-        <w:t>-</w:t>
-        <w:tab/>
-        <w:t>-</w:t>
-        <w:tab/>
-        <w:t xml:space="preserve">add support for </w:t>
-      </w:r>
-      <w:r>
-        <w:rPr/>
-        <w:t>custom meshes</w:t>
-      </w:r>
-    </w:p>
-    <w:p>
-      <w:pPr>
-        <w:pStyle w:val="Normal"/>
-        <w:bidi w:val="0"/>
-        <w:jc w:val="start"/>
-        <w:rPr/>
-      </w:pPr>
-      <w:r>
-        <w:rPr/>
-        <w:t>-</w:t>
-        <w:tab/>
-        <w:t>-</w:t>
-        <w:tab/>
-        <w:t xml:space="preserve">add support for </w:t>
-      </w:r>
-      <w:r>
-        <w:rPr/>
-        <w:t>custom textures</w:t>
-      </w:r>
-    </w:p>
-    <w:p>
-      <w:pPr>
-        <w:pStyle w:val="Normal"/>
-        <w:bidi w:val="0"/>
-        <w:jc w:val="start"/>
-        <w:rPr/>
-      </w:pPr>
-      <w:r>
-        <w:rPr/>
-        <w:t>-</w:t>
-        <w:tab/>
-        <w:t>-</w:t>
-        <w:tab/>
-      </w:r>
-      <w:r>
-        <w:rPr/>
+        <w:tab/>
+        <w:t>-</w:t>
+        <w:tab/>
+        <w:t>add support for custom meshes</w:t>
+      </w:r>
+    </w:p>
+    <w:p>
+      <w:pPr>
+        <w:pStyle w:val="Normal"/>
+        <w:bidi w:val="0"/>
+        <w:jc w:val="start"/>
+        <w:rPr/>
+      </w:pPr>
+      <w:r>
+        <w:rPr/>
+        <w:tab/>
+        <w:t>-</w:t>
+        <w:tab/>
+        <w:t>add support for custom textures</w:t>
+      </w:r>
+    </w:p>
+    <w:p>
+      <w:pPr>
+        <w:pStyle w:val="Normal"/>
+        <w:bidi w:val="0"/>
+        <w:jc w:val="start"/>
+        <w:rPr/>
+      </w:pPr>
+      <w:r>
+        <w:rPr/>
+        <w:tab/>
+        <w:t>-</w:t>
+        <w:tab/>
         <w:t>add support for placing rigidbodies</w:t>
+      </w:r>
+    </w:p>
+    <w:p>
+      <w:pPr>
+        <w:pStyle w:val="Normal"/>
+        <w:bidi w:val="0"/>
+        <w:jc w:val="start"/>
+        <w:rPr/>
+      </w:pPr>
+      <w:r>
+        <w:rPr/>
       </w:r>
     </w:p>
     <w:sectPr>
       <w:type w:val="nextPage"/>
-      <w:pgSz w:w="18720" w:h="15840"/>
-      <w:pgMar w:left="1134" w:right="1134" w:gutter="0" w:header="0" w:top="1134" w:footer="0" w:bottom="1134"/>
-      <w:pgNumType w:fmt="decimal"/>
+      <w:pgSz w:w="18720" w:h="17280"/>
+      <w:pgMar w:left="1136" w:right="1136" w:gutter="0" w:header="0" w:top="1136" w:footer="0" w:bottom="1136"/>
+      <w:pgNumType w:fmt="none"/>
       <w:formProt w:val="false"/>
       <w:textDirection w:val="lrTb"/>
       <w:docGrid w:type="default" w:linePitch="100" w:charSpace="0"/>
@@ -427,8 +542,8 @@
       <w:lang w:val="en-US" w:eastAsia="zh-CN" w:bidi="hi-IN"/>
     </w:rPr>
   </w:style>
-  <w:style w:type="character" w:styleId="Bulletsuser">
-    <w:name w:val="Bullets (user)"/>
+  <w:style w:type="character" w:styleId="Bullets">
+    <w:name w:val="Bullets"/>
     <w:qFormat/>
     <w:rPr>
       <w:rFonts w:ascii="OpenSymbol" w:hAnsi="OpenSymbol" w:eastAsia="OpenSymbol" w:cs="OpenSymbol"/>

--- a/Todo.docx
+++ b/Todo.docx
@@ -254,6 +254,28 @@
       <w:r>
         <w:rPr/>
         <w:t>replace in JumpPoint</w:t>
+      </w:r>
+    </w:p>
+    <w:p>
+      <w:pPr>
+        <w:pStyle w:val="Normal"/>
+        <w:bidi w:val="0"/>
+        <w:jc w:val="start"/>
+        <w:rPr/>
+      </w:pPr>
+      <w:r>
+        <w:rPr/>
+        <w:tab/>
+        <w:tab/>
+        <w:tab/>
+        <w:tab/>
+        <w:tab/>
+        <w:t>-</w:t>
+        <w:tab/>
+      </w:r>
+      <w:r>
+        <w:rPr/>
+        <w:t>replace in PlasmaSparks</w:t>
       </w:r>
     </w:p>
     <w:p>

--- a/Todo.docx
+++ b/Todo.docx
@@ -270,7 +270,15 @@
         <w:tab/>
         <w:tab/>
         <w:tab/>
-        <w:t>-</w:t>
+      </w:r>
+      <w:r>
+        <w:rPr>
+          <w:color w:val="00A933"/>
+        </w:rPr>
+        <w:t>X</w:t>
+      </w:r>
+      <w:r>
+        <w:rPr/>
         <w:tab/>
       </w:r>
       <w:r>

--- a/Todo.docx
+++ b/Todo.docx
@@ -140,9 +140,6 @@
       <w:r>
         <w:rPr/>
         <w:tab/>
-      </w:r>
-      <w:r>
-        <w:rPr/>
         <w:t>replace in lobby</w:t>
       </w:r>
     </w:p>
@@ -162,9 +159,6 @@
         <w:tab/>
         <w:t>-</w:t>
         <w:tab/>
-      </w:r>
-      <w:r>
-        <w:rPr/>
         <w:t>replace in hovercraft</w:t>
       </w:r>
     </w:p>
@@ -184,76 +178,7 @@
         <w:tab/>
         <w:t>-</w:t>
         <w:tab/>
-      </w:r>
-      <w:r>
-        <w:rPr/>
         <w:t>replace in jet</w:t>
-      </w:r>
-    </w:p>
-    <w:p>
-      <w:pPr>
-        <w:pStyle w:val="Normal"/>
-        <w:bidi w:val="0"/>
-        <w:jc w:val="start"/>
-        <w:rPr/>
-      </w:pPr>
-      <w:r>
-        <w:rPr/>
-        <w:tab/>
-        <w:tab/>
-        <w:tab/>
-        <w:tab/>
-        <w:tab/>
-        <w:t>-</w:t>
-        <w:tab/>
-      </w:r>
-      <w:r>
-        <w:rPr/>
-        <w:t>replace in vehicle</w:t>
-      </w:r>
-    </w:p>
-    <w:p>
-      <w:pPr>
-        <w:pStyle w:val="Normal"/>
-        <w:bidi w:val="0"/>
-        <w:jc w:val="start"/>
-        <w:rPr/>
-      </w:pPr>
-      <w:r>
-        <w:rPr/>
-        <w:tab/>
-        <w:tab/>
-        <w:tab/>
-        <w:tab/>
-        <w:tab/>
-        <w:t>-</w:t>
-        <w:tab/>
-      </w:r>
-      <w:r>
-        <w:rPr/>
-        <w:t>replace in EntryPoint</w:t>
-      </w:r>
-    </w:p>
-    <w:p>
-      <w:pPr>
-        <w:pStyle w:val="Normal"/>
-        <w:bidi w:val="0"/>
-        <w:jc w:val="start"/>
-        <w:rPr/>
-      </w:pPr>
-      <w:r>
-        <w:rPr/>
-        <w:tab/>
-        <w:tab/>
-        <w:tab/>
-        <w:tab/>
-        <w:tab/>
-        <w:t>-</w:t>
-        <w:tab/>
-      </w:r>
-      <w:r>
-        <w:rPr/>
-        <w:t>replace in JumpPoint</w:t>
       </w:r>
     </w:p>
     <w:p>
@@ -280,9 +205,71 @@
       <w:r>
         <w:rPr/>
         <w:tab/>
-      </w:r>
-      <w:r>
-        <w:rPr/>
+        <w:t>replace in vehicle</w:t>
+      </w:r>
+    </w:p>
+    <w:p>
+      <w:pPr>
+        <w:pStyle w:val="Normal"/>
+        <w:bidi w:val="0"/>
+        <w:jc w:val="start"/>
+        <w:rPr/>
+      </w:pPr>
+      <w:r>
+        <w:rPr/>
+        <w:tab/>
+        <w:tab/>
+        <w:tab/>
+        <w:tab/>
+        <w:tab/>
+        <w:t>-</w:t>
+        <w:tab/>
+        <w:t>replace in EntryPoint</w:t>
+      </w:r>
+    </w:p>
+    <w:p>
+      <w:pPr>
+        <w:pStyle w:val="Normal"/>
+        <w:bidi w:val="0"/>
+        <w:jc w:val="start"/>
+        <w:rPr/>
+      </w:pPr>
+      <w:r>
+        <w:rPr/>
+        <w:tab/>
+        <w:tab/>
+        <w:tab/>
+        <w:tab/>
+        <w:tab/>
+        <w:t>-</w:t>
+        <w:tab/>
+        <w:t>replace in JumpPoint</w:t>
+      </w:r>
+    </w:p>
+    <w:p>
+      <w:pPr>
+        <w:pStyle w:val="Normal"/>
+        <w:bidi w:val="0"/>
+        <w:jc w:val="start"/>
+        <w:rPr/>
+      </w:pPr>
+      <w:r>
+        <w:rPr/>
+        <w:tab/>
+        <w:tab/>
+        <w:tab/>
+        <w:tab/>
+        <w:tab/>
+      </w:r>
+      <w:r>
+        <w:rPr>
+          <w:color w:val="00A933"/>
+        </w:rPr>
+        <w:t>X</w:t>
+      </w:r>
+      <w:r>
+        <w:rPr/>
+        <w:tab/>
         <w:t>replace in PlasmaSparks</w:t>
       </w:r>
     </w:p>
@@ -524,7 +511,7 @@
     </w:p>
     <w:sectPr>
       <w:type w:val="nextPage"/>
-      <w:pgSz w:w="18720" w:h="17280"/>
+      <w:pgSz w:w="18720" w:h="17291"/>
       <w:pgMar w:left="1136" w:right="1136" w:gutter="0" w:header="0" w:top="1136" w:footer="0" w:bottom="1136"/>
       <w:pgNumType w:fmt="none"/>
       <w:formProt w:val="false"/>
@@ -572,8 +559,8 @@
       <w:lang w:val="en-US" w:eastAsia="zh-CN" w:bidi="hi-IN"/>
     </w:rPr>
   </w:style>
-  <w:style w:type="character" w:styleId="Bullets">
-    <w:name w:val="Bullets"/>
+  <w:style w:type="character" w:styleId="Bulletsuser">
+    <w:name w:val="Bullets (user)"/>
     <w:qFormat/>
     <w:rPr>
       <w:rFonts w:ascii="OpenSymbol" w:hAnsi="OpenSymbol" w:eastAsia="OpenSymbol" w:cs="OpenSymbol"/>

--- a/Todo.docx
+++ b/Todo.docx
@@ -254,6 +254,30 @@
         <w:rPr/>
       </w:pPr>
       <w:r>
+        <w:rPr>
+          <w:color w:val="00A933"/>
+        </w:rPr>
+        <w:tab/>
+        <w:tab/>
+        <w:tab/>
+        <w:tab/>
+        <w:tab/>
+        <w:t>X</w:t>
+      </w:r>
+      <w:r>
+        <w:rPr/>
+        <w:tab/>
+        <w:t>replace in PlasmaSparks</w:t>
+      </w:r>
+    </w:p>
+    <w:p>
+      <w:pPr>
+        <w:pStyle w:val="Normal"/>
+        <w:bidi w:val="0"/>
+        <w:jc w:val="start"/>
+        <w:rPr/>
+      </w:pPr>
+      <w:r>
         <w:rPr/>
         <w:tab/>
         <w:tab/>
@@ -270,7 +294,7 @@
       <w:r>
         <w:rPr/>
         <w:tab/>
-        <w:t>replace in PlasmaSparks</w:t>
+        <w:t>replace in Settings</w:t>
       </w:r>
     </w:p>
     <w:p>

--- a/Todo.docx
+++ b/Todo.docx
@@ -157,7 +157,15 @@
         <w:tab/>
         <w:tab/>
         <w:tab/>
-        <w:t>-</w:t>
+      </w:r>
+      <w:r>
+        <w:rPr>
+          <w:color w:val="00A933"/>
+        </w:rPr>
+        <w:t>X</w:t>
+      </w:r>
+      <w:r>
+        <w:rPr/>
         <w:tab/>
         <w:t>replace in hovercraft</w:t>
       </w:r>

--- a/Todo.docx
+++ b/Todo.docx
@@ -184,7 +184,15 @@
         <w:tab/>
         <w:tab/>
         <w:tab/>
-        <w:t>-</w:t>
+      </w:r>
+      <w:r>
+        <w:rPr>
+          <w:color w:val="00A933"/>
+        </w:rPr>
+        <w:t>X</w:t>
+      </w:r>
+      <w:r>
+        <w:rPr/>
         <w:tab/>
         <w:t>replace in jet</w:t>
       </w:r>

--- a/Todo.docx
+++ b/Todo.docx
@@ -238,7 +238,15 @@
         <w:tab/>
         <w:tab/>
         <w:tab/>
-        <w:t>-</w:t>
+      </w:r>
+      <w:r>
+        <w:rPr>
+          <w:color w:val="00A933"/>
+        </w:rPr>
+        <w:t>X</w:t>
+      </w:r>
+      <w:r>
+        <w:rPr/>
         <w:tab/>
         <w:t>replace in EntryPoint</w:t>
       </w:r>

--- a/Todo.docx
+++ b/Todo.docx
@@ -111,25 +111,6 @@
         <w:tab/>
         <w:tab/>
         <w:tab/>
-        <w:t>-</w:t>
-        <w:tab/>
-        <w:t>replace legacy particles with ParticleSystem</w:t>
-      </w:r>
-    </w:p>
-    <w:p>
-      <w:pPr>
-        <w:pStyle w:val="Normal"/>
-        <w:bidi w:val="0"/>
-        <w:jc w:val="start"/>
-        <w:rPr/>
-      </w:pPr>
-      <w:r>
-        <w:rPr/>
-        <w:tab/>
-        <w:tab/>
-        <w:tab/>
-        <w:tab/>
-        <w:tab/>
       </w:r>
       <w:r>
         <w:rPr>
@@ -140,7 +121,7 @@
       <w:r>
         <w:rPr/>
         <w:tab/>
-        <w:t>replace in lobby</w:t>
+        <w:t>replace legacy particles with ParticleSystem</w:t>
       </w:r>
     </w:p>
     <w:p>
@@ -167,7 +148,7 @@
       <w:r>
         <w:rPr/>
         <w:tab/>
-        <w:t>replace in hovercraft</w:t>
+        <w:t>replace in lobby</w:t>
       </w:r>
     </w:p>
     <w:p>
@@ -194,7 +175,7 @@
       <w:r>
         <w:rPr/>
         <w:tab/>
-        <w:t>replace in jet</w:t>
+        <w:t>replace in hovercraft</w:t>
       </w:r>
     </w:p>
     <w:p>
@@ -221,7 +202,7 @@
       <w:r>
         <w:rPr/>
         <w:tab/>
-        <w:t>replace in vehicle</w:t>
+        <w:t>replace in jet</w:t>
       </w:r>
     </w:p>
     <w:p>
@@ -248,50 +229,7 @@
       <w:r>
         <w:rPr/>
         <w:tab/>
-        <w:t>replace in EntryPoint</w:t>
-      </w:r>
-    </w:p>
-    <w:p>
-      <w:pPr>
-        <w:pStyle w:val="Normal"/>
-        <w:bidi w:val="0"/>
-        <w:jc w:val="start"/>
-        <w:rPr/>
-      </w:pPr>
-      <w:r>
-        <w:rPr/>
-        <w:tab/>
-        <w:tab/>
-        <w:tab/>
-        <w:tab/>
-        <w:tab/>
-        <w:t>-</w:t>
-        <w:tab/>
-        <w:t>replace in JumpPoint</w:t>
-      </w:r>
-    </w:p>
-    <w:p>
-      <w:pPr>
-        <w:pStyle w:val="Normal"/>
-        <w:bidi w:val="0"/>
-        <w:jc w:val="start"/>
-        <w:rPr/>
-      </w:pPr>
-      <w:r>
-        <w:rPr>
-          <w:color w:val="00A933"/>
-        </w:rPr>
-        <w:tab/>
-        <w:tab/>
-        <w:tab/>
-        <w:tab/>
-        <w:tab/>
-        <w:t>X</w:t>
-      </w:r>
-      <w:r>
-        <w:rPr/>
-        <w:tab/>
-        <w:t>replace in PlasmaSparks</w:t>
+        <w:t>replace in vehicle</w:t>
       </w:r>
     </w:p>
     <w:p>
@@ -318,6 +256,81 @@
       <w:r>
         <w:rPr/>
         <w:tab/>
+        <w:t>replace in EntryPoint</w:t>
+      </w:r>
+    </w:p>
+    <w:p>
+      <w:pPr>
+        <w:pStyle w:val="Normal"/>
+        <w:bidi w:val="0"/>
+        <w:jc w:val="start"/>
+        <w:rPr/>
+      </w:pPr>
+      <w:r>
+        <w:rPr/>
+        <w:tab/>
+        <w:tab/>
+        <w:tab/>
+        <w:tab/>
+        <w:tab/>
+      </w:r>
+      <w:r>
+        <w:rPr>
+          <w:color w:val="00A933"/>
+        </w:rPr>
+        <w:t>X</w:t>
+      </w:r>
+      <w:r>
+        <w:rPr/>
+        <w:tab/>
+        <w:t>replace in JumpPoint</w:t>
+      </w:r>
+    </w:p>
+    <w:p>
+      <w:pPr>
+        <w:pStyle w:val="Normal"/>
+        <w:bidi w:val="0"/>
+        <w:jc w:val="start"/>
+        <w:rPr/>
+      </w:pPr>
+      <w:r>
+        <w:rPr>
+          <w:color w:val="00A933"/>
+        </w:rPr>
+        <w:tab/>
+        <w:tab/>
+        <w:tab/>
+        <w:tab/>
+        <w:tab/>
+        <w:t>X</w:t>
+      </w:r>
+      <w:r>
+        <w:rPr/>
+        <w:tab/>
+        <w:t>replace in PlasmaSparks</w:t>
+      </w:r>
+    </w:p>
+    <w:p>
+      <w:pPr>
+        <w:pStyle w:val="Normal"/>
+        <w:bidi w:val="0"/>
+        <w:jc w:val="start"/>
+        <w:rPr/>
+      </w:pPr>
+      <w:r>
+        <w:rPr>
+          <w:color w:val="00A933"/>
+        </w:rPr>
+        <w:tab/>
+        <w:tab/>
+        <w:tab/>
+        <w:tab/>
+        <w:tab/>
+        <w:t>X</w:t>
+      </w:r>
+      <w:r>
+        <w:rPr/>
+        <w:tab/>
         <w:t>replace in Settings</w:t>
       </w:r>
     </w:p>
@@ -333,6 +346,28 @@
         <w:tab/>
         <w:tab/>
         <w:tab/>
+        <w:tab/>
+        <w:tab/>
+        <w:t>-</w:t>
+        <w:tab/>
+      </w:r>
+      <w:r>
+        <w:rPr/>
+        <w:t>replace in Whirlds/Classics/Fire.prefab</w:t>
+      </w:r>
+    </w:p>
+    <w:p>
+      <w:pPr>
+        <w:pStyle w:val="Normal"/>
+        <w:bidi w:val="0"/>
+        <w:jc w:val="start"/>
+        <w:rPr/>
+      </w:pPr>
+      <w:r>
+        <w:rPr/>
+        <w:tab/>
+        <w:tab/>
+        <w:tab/>
         <w:t>-</w:t>
         <w:tab/>
         <w:t>replace legacy GUI system elements with new GUI system elements</w:t>
@@ -544,6 +579,24 @@
         <w:t>-</w:t>
         <w:tab/>
         <w:t>add support for placing rigidbodies</w:t>
+      </w:r>
+    </w:p>
+    <w:p>
+      <w:pPr>
+        <w:pStyle w:val="Normal"/>
+        <w:bidi w:val="0"/>
+        <w:jc w:val="start"/>
+        <w:rPr/>
+      </w:pPr>
+      <w:r>
+        <w:rPr/>
+        <w:tab/>
+        <w:t>-</w:t>
+        <w:tab/>
+      </w:r>
+      <w:r>
+        <w:rPr/>
+        <w:t>add support for placing Whirlds/Classics/Fire.prefab</w:t>
       </w:r>
     </w:p>
     <w:p>

--- a/Todo.docx
+++ b/Todo.docx
@@ -348,7 +348,15 @@
         <w:tab/>
         <w:tab/>
         <w:tab/>
-        <w:t>-</w:t>
+      </w:r>
+      <w:r>
+        <w:rPr>
+          <w:color w:val="00A933"/>
+        </w:rPr>
+        <w:t>X</w:t>
+      </w:r>
+      <w:r>
+        <w:rPr/>
         <w:tab/>
       </w:r>
       <w:r>

--- a/Todo.docx
+++ b/Todo.docx
@@ -93,7 +93,15 @@
         <w:tab/>
         <w:tab/>
         <w:tab/>
-        <w:t>-</w:t>
+      </w:r>
+      <w:r>
+        <w:rPr>
+          <w:color w:val="00A933"/>
+        </w:rPr>
+        <w:t>X</w:t>
+      </w:r>
+      <w:r>
+        <w:rPr/>
         <w:tab/>
         <w:t>upgrade to 2018.1.9f2</w:t>
       </w:r>

--- a/Todo.docx
+++ b/Todo.docx
@@ -366,9 +366,6 @@
       <w:r>
         <w:rPr/>
         <w:tab/>
-      </w:r>
-      <w:r>
-        <w:rPr/>
         <w:t>replace in Whirlds/Classics/Fire.prefab</w:t>
       </w:r>
     </w:p>
@@ -401,6 +398,56 @@
         <w:tab/>
         <w:tab/>
         <w:tab/>
+        <w:tab/>
+        <w:t>-</w:t>
+        <w:tab/>
+      </w:r>
+      <w:r>
+        <w:rPr/>
+        <w:t>replace in CameraVehicle</w:t>
+      </w:r>
+    </w:p>
+    <w:p>
+      <w:pPr>
+        <w:pStyle w:val="Normal"/>
+        <w:bidi w:val="0"/>
+        <w:jc w:val="start"/>
+        <w:rPr/>
+      </w:pPr>
+      <w:r>
+        <w:rPr/>
+        <w:tab/>
+        <w:tab/>
+        <w:tab/>
+        <w:tab/>
+      </w:r>
+      <w:r>
+        <w:rPr>
+          <w:color w:val="00A933"/>
+        </w:rPr>
+        <w:t>X</w:t>
+      </w:r>
+      <w:r>
+        <w:rPr/>
+        <w:tab/>
+      </w:r>
+      <w:r>
+        <w:rPr/>
+        <w:t>replace in LobbyDecor</w:t>
+      </w:r>
+    </w:p>
+    <w:p>
+      <w:pPr>
+        <w:pStyle w:val="Normal"/>
+        <w:bidi w:val="0"/>
+        <w:jc w:val="start"/>
+        <w:rPr/>
+      </w:pPr>
+      <w:r>
+        <w:rPr/>
+        <w:tab/>
+        <w:tab/>
+        <w:tab/>
         <w:t>-</w:t>
         <w:tab/>
         <w:t>temporarily remove (comment) features that rely on legacy MasterServer, NATFacilitator, and ConnectionTester</w:t>
@@ -609,9 +656,6 @@
         <w:tab/>
         <w:t>-</w:t>
         <w:tab/>
-      </w:r>
-      <w:r>
-        <w:rPr/>
         <w:t>add support for placing Whirlds/Classics/Fire.prefab</w:t>
       </w:r>
     </w:p>
@@ -676,8 +720,8 @@
       <w:lang w:val="en-US" w:eastAsia="zh-CN" w:bidi="hi-IN"/>
     </w:rPr>
   </w:style>
-  <w:style w:type="character" w:styleId="Bulletsuser">
-    <w:name w:val="Bullets (user)"/>
+  <w:style w:type="character" w:styleId="Bullets">
+    <w:name w:val="Bullets"/>
     <w:qFormat/>
     <w:rPr>
       <w:rFonts w:ascii="OpenSymbol" w:hAnsi="OpenSymbol" w:eastAsia="OpenSymbol" w:cs="OpenSymbol"/>

--- a/Todo.docx
+++ b/Todo.docx
@@ -381,7 +381,15 @@
         <w:tab/>
         <w:tab/>
         <w:tab/>
-        <w:t>-</w:t>
+      </w:r>
+      <w:r>
+        <w:rPr>
+          <w:color w:val="00A933"/>
+        </w:rPr>
+        <w:t>X</w:t>
+      </w:r>
+      <w:r>
+        <w:rPr/>
         <w:tab/>
         <w:t>replace legacy GUI system elements with new GUI system elements</w:t>
       </w:r>
@@ -399,11 +407,16 @@
         <w:tab/>
         <w:tab/>
         <w:tab/>
-        <w:t>-</w:t>
-        <w:tab/>
-      </w:r>
-      <w:r>
-        <w:rPr/>
+      </w:r>
+      <w:r>
+        <w:rPr>
+          <w:color w:val="00A933"/>
+        </w:rPr>
+        <w:t>X</w:t>
+      </w:r>
+      <w:r>
+        <w:rPr/>
+        <w:tab/>
         <w:t>replace in CameraVehicle</w:t>
       </w:r>
     </w:p>
@@ -430,9 +443,6 @@
       <w:r>
         <w:rPr/>
         <w:tab/>
-      </w:r>
-      <w:r>
-        <w:rPr/>
         <w:t>replace in LobbyDecor</w:t>
       </w:r>
     </w:p>
@@ -448,7 +458,15 @@
         <w:tab/>
         <w:tab/>
         <w:tab/>
-        <w:t>-</w:t>
+      </w:r>
+      <w:r>
+        <w:rPr>
+          <w:color w:val="00A933"/>
+        </w:rPr>
+        <w:t>X</w:t>
+      </w:r>
+      <w:r>
+        <w:rPr/>
         <w:tab/>
         <w:t>temporarily remove (comment) features that rely on legacy MasterServer, NATFacilitator, and ConnectionTester</w:t>
       </w:r>
@@ -468,6 +486,57 @@
         <w:t>-</w:t>
         <w:tab/>
         <w:t>replace NetworkView, Network.RPC and related with up-to-date counterparts</w:t>
+      </w:r>
+    </w:p>
+    <w:p>
+      <w:pPr>
+        <w:pStyle w:val="Normal"/>
+        <w:bidi w:val="0"/>
+        <w:jc w:val="start"/>
+        <w:rPr/>
+      </w:pPr>
+      <w:r>
+        <w:rPr/>
+        <w:t>-</w:t>
+        <w:tab/>
+      </w:r>
+      <w:r>
+        <w:rPr/>
+        <w:t>add network udp discovery in the server list for LAN games</w:t>
+      </w:r>
+    </w:p>
+    <w:p>
+      <w:pPr>
+        <w:pStyle w:val="Normal"/>
+        <w:bidi w:val="0"/>
+        <w:jc w:val="start"/>
+        <w:rPr/>
+      </w:pPr>
+      <w:r>
+        <w:rPr/>
+        <w:t>-</w:t>
+        <w:tab/>
+      </w:r>
+      <w:r>
+        <w:rPr/>
+        <w:t>add a new master server system</w:t>
+      </w:r>
+    </w:p>
+    <w:p>
+      <w:pPr>
+        <w:pStyle w:val="Normal"/>
+        <w:bidi w:val="0"/>
+        <w:jc w:val="start"/>
+        <w:rPr/>
+      </w:pPr>
+      <w:r>
+        <w:rPr/>
+        <w:t>-</w:t>
+        <w:tab/>
+      </w:r>
+      <w:r>
+        <w:rPr/>
+        <w:t>use openrelay for NAT facilitation</w:t>
       </w:r>
     </w:p>
     <w:p>
@@ -720,8 +789,8 @@
       <w:lang w:val="en-US" w:eastAsia="zh-CN" w:bidi="hi-IN"/>
     </w:rPr>
   </w:style>
-  <w:style w:type="character" w:styleId="Bullets">
-    <w:name w:val="Bullets"/>
+  <w:style w:type="character" w:styleId="Bulletsuser">
+    <w:name w:val="Bullets (user)"/>
     <w:qFormat/>
     <w:rPr>
       <w:rFonts w:ascii="OpenSymbol" w:hAnsi="OpenSymbol" w:eastAsia="OpenSymbol" w:cs="OpenSymbol"/>

--- a/Todo.docx
+++ b/Todo.docx
@@ -454,15 +454,12 @@
         <w:rPr/>
       </w:pPr>
       <w:r>
-        <w:rPr/>
-        <w:tab/>
-        <w:tab/>
-        <w:tab/>
-      </w:r>
-      <w:r>
-        <w:rPr>
-          <w:color w:val="00A933"/>
-        </w:rPr>
+        <w:rPr>
+          <w:color w:val="00A933"/>
+        </w:rPr>
+        <w:tab/>
+        <w:tab/>
+        <w:tab/>
         <w:t>X</w:t>
       </w:r>
       <w:r>
@@ -479,29 +476,118 @@
         <w:rPr/>
       </w:pPr>
       <w:r>
-        <w:rPr/>
-        <w:tab/>
-        <w:tab/>
-        <w:tab/>
-        <w:t>-</w:t>
-        <w:tab/>
-        <w:t>replace NetworkView, Network.RPC and related with up-to-date counterparts</w:t>
-      </w:r>
-    </w:p>
-    <w:p>
-      <w:pPr>
-        <w:pStyle w:val="Normal"/>
-        <w:bidi w:val="0"/>
-        <w:jc w:val="start"/>
-        <w:rPr/>
-      </w:pPr>
-      <w:r>
-        <w:rPr/>
-        <w:t>-</w:t>
-        <w:tab/>
-      </w:r>
-      <w:r>
-        <w:rPr/>
+        <w:rPr>
+          <w:color w:val="00A933"/>
+        </w:rPr>
+        <w:tab/>
+        <w:tab/>
+        <w:tab/>
+      </w:r>
+      <w:r>
+        <w:rPr/>
+        <w:t>-</w:t>
+        <w:tab/>
+      </w:r>
+      <w:r>
+        <w:rPr/>
+        <w:t>t</w:t>
+      </w:r>
+      <w:r>
+        <w:rPr/>
+        <w:t>emporarily remove networking from the game (god dammit)</w:t>
+      </w:r>
+    </w:p>
+    <w:p>
+      <w:pPr>
+        <w:pStyle w:val="Normal"/>
+        <w:bidi w:val="0"/>
+        <w:jc w:val="start"/>
+        <w:rPr/>
+      </w:pPr>
+      <w:r>
+        <w:rPr/>
+        <w:tab/>
+        <w:tab/>
+        <w:tab/>
+        <w:tab/>
+      </w:r>
+      <w:r>
+        <w:rPr>
+          <w:color w:val="00A933"/>
+        </w:rPr>
+        <w:t>X</w:t>
+      </w:r>
+      <w:r>
+        <w:rPr/>
+        <w:tab/>
+      </w:r>
+      <w:r>
+        <w:rPr/>
+        <w:t>remove in Lobby</w:t>
+      </w:r>
+    </w:p>
+    <w:p>
+      <w:pPr>
+        <w:pStyle w:val="Normal"/>
+        <w:bidi w:val="0"/>
+        <w:jc w:val="start"/>
+        <w:rPr/>
+      </w:pPr>
+      <w:r>
+        <w:rPr/>
+        <w:tab/>
+        <w:tab/>
+        <w:tab/>
+        <w:tab/>
+        <w:t>-</w:t>
+        <w:tab/>
+      </w:r>
+      <w:r>
+        <w:rPr/>
+        <w:t>remove in Game</w:t>
+      </w:r>
+    </w:p>
+    <w:p>
+      <w:pPr>
+        <w:pStyle w:val="Normal"/>
+        <w:bidi w:val="0"/>
+        <w:jc w:val="start"/>
+        <w:rPr/>
+      </w:pPr>
+      <w:r>
+        <w:rPr/>
+        <w:tab/>
+        <w:tab/>
+        <w:tab/>
+        <w:tab/>
+        <w:t>-</w:t>
+      </w:r>
+    </w:p>
+    <w:p>
+      <w:pPr>
+        <w:pStyle w:val="Normal"/>
+        <w:bidi w:val="0"/>
+        <w:jc w:val="start"/>
+        <w:rPr/>
+      </w:pPr>
+      <w:r>
+        <w:rPr/>
+        <w:t>-</w:t>
+        <w:tab/>
+        <w:t>bring back networking with netcode for gameobjects</w:t>
+      </w:r>
+    </w:p>
+    <w:p>
+      <w:pPr>
+        <w:pStyle w:val="Normal"/>
+        <w:bidi w:val="0"/>
+        <w:jc w:val="start"/>
+        <w:rPr/>
+      </w:pPr>
+      <w:r>
+        <w:rPr/>
+        <w:t>-</w:t>
+        <w:tab/>
         <w:t>add network udp discovery in the server list for LAN games</w:t>
       </w:r>
     </w:p>
@@ -516,9 +602,6 @@
         <w:rPr/>
         <w:t>-</w:t>
         <w:tab/>
-      </w:r>
-      <w:r>
-        <w:rPr/>
         <w:t>add a new master server system</w:t>
       </w:r>
     </w:p>
@@ -533,9 +616,6 @@
         <w:rPr/>
         <w:t>-</w:t>
         <w:tab/>
-      </w:r>
-      <w:r>
-        <w:rPr/>
         <w:t>use openrelay for NAT facilitation</w:t>
       </w:r>
     </w:p>

--- a/Todo.docx
+++ b/Todo.docx
@@ -539,7 +539,15 @@
         <w:tab/>
         <w:tab/>
         <w:tab/>
-        <w:t>-</w:t>
+      </w:r>
+      <w:r>
+        <w:rPr>
+          <w:color w:val="00A933"/>
+        </w:rPr>
+        <w:t>X</w:t>
+      </w:r>
+      <w:r>
+        <w:rPr/>
         <w:tab/>
       </w:r>
       <w:r>
@@ -561,6 +569,221 @@
         <w:tab/>
         <w:tab/>
         <w:t>-</w:t>
+        <w:tab/>
+      </w:r>
+      <w:r>
+        <w:rPr/>
+        <w:t>remove in Messaging</w:t>
+      </w:r>
+    </w:p>
+    <w:p>
+      <w:pPr>
+        <w:pStyle w:val="Normal"/>
+        <w:bidi w:val="0"/>
+        <w:jc w:val="start"/>
+        <w:rPr/>
+      </w:pPr>
+      <w:r>
+        <w:rPr/>
+        <w:tab/>
+        <w:tab/>
+        <w:tab/>
+        <w:tab/>
+        <w:t>-</w:t>
+        <w:tab/>
+      </w:r>
+      <w:r>
+        <w:rPr/>
+        <w:t>remove in Settings</w:t>
+      </w:r>
+    </w:p>
+    <w:p>
+      <w:pPr>
+        <w:pStyle w:val="Normal"/>
+        <w:bidi w:val="0"/>
+        <w:jc w:val="start"/>
+        <w:rPr/>
+      </w:pPr>
+      <w:r>
+        <w:rPr/>
+        <w:tab/>
+        <w:tab/>
+        <w:tab/>
+        <w:tab/>
+        <w:t>-</w:t>
+        <w:tab/>
+      </w:r>
+      <w:r>
+        <w:rPr/>
+        <w:t>remove in Rocket</w:t>
+      </w:r>
+    </w:p>
+    <w:p>
+      <w:pPr>
+        <w:pStyle w:val="Normal"/>
+        <w:bidi w:val="0"/>
+        <w:jc w:val="start"/>
+        <w:rPr/>
+      </w:pPr>
+      <w:r>
+        <w:rPr/>
+        <w:tab/>
+        <w:tab/>
+        <w:tab/>
+        <w:tab/>
+        <w:t>-</w:t>
+        <w:tab/>
+      </w:r>
+      <w:r>
+        <w:rPr/>
+        <w:t>remove in RamoSphere</w:t>
+      </w:r>
+    </w:p>
+    <w:p>
+      <w:pPr>
+        <w:pStyle w:val="Normal"/>
+        <w:bidi w:val="0"/>
+        <w:jc w:val="start"/>
+        <w:rPr/>
+      </w:pPr>
+      <w:r>
+        <w:rPr/>
+        <w:tab/>
+        <w:tab/>
+        <w:tab/>
+        <w:tab/>
+        <w:t>-</w:t>
+        <w:tab/>
+      </w:r>
+      <w:r>
+        <w:rPr/>
+        <w:t>remove in Vehicle</w:t>
+      </w:r>
+    </w:p>
+    <w:p>
+      <w:pPr>
+        <w:pStyle w:val="Normal"/>
+        <w:bidi w:val="0"/>
+        <w:jc w:val="start"/>
+        <w:rPr/>
+      </w:pPr>
+      <w:r>
+        <w:rPr/>
+        <w:tab/>
+        <w:tab/>
+        <w:tab/>
+        <w:tab/>
+        <w:t>-</w:t>
+        <w:tab/>
+      </w:r>
+      <w:r>
+        <w:rPr/>
+        <w:t>remove in VehicleBot</w:t>
+      </w:r>
+    </w:p>
+    <w:p>
+      <w:pPr>
+        <w:pStyle w:val="Normal"/>
+        <w:bidi w:val="0"/>
+        <w:jc w:val="start"/>
+        <w:rPr/>
+      </w:pPr>
+      <w:r>
+        <w:rPr/>
+        <w:tab/>
+        <w:tab/>
+        <w:tab/>
+        <w:tab/>
+        <w:t>-</w:t>
+        <w:tab/>
+      </w:r>
+      <w:r>
+        <w:rPr/>
+        <w:t>remove in VehicleLocal</w:t>
+      </w:r>
+    </w:p>
+    <w:p>
+      <w:pPr>
+        <w:pStyle w:val="Normal"/>
+        <w:bidi w:val="0"/>
+        <w:jc w:val="start"/>
+        <w:rPr/>
+      </w:pPr>
+      <w:r>
+        <w:rPr/>
+        <w:tab/>
+        <w:tab/>
+        <w:tab/>
+        <w:tab/>
+        <w:t>-</w:t>
+        <w:tab/>
+      </w:r>
+      <w:r>
+        <w:rPr/>
+        <w:t>remove in VehicleMe</w:t>
+      </w:r>
+    </w:p>
+    <w:p>
+      <w:pPr>
+        <w:pStyle w:val="Normal"/>
+        <w:bidi w:val="0"/>
+        <w:jc w:val="start"/>
+        <w:rPr/>
+      </w:pPr>
+      <w:r>
+        <w:rPr/>
+        <w:tab/>
+        <w:tab/>
+        <w:tab/>
+        <w:tab/>
+        <w:t>-</w:t>
+        <w:tab/>
+      </w:r>
+      <w:r>
+        <w:rPr/>
+        <w:t>remove in VehicleNet</w:t>
+      </w:r>
+    </w:p>
+    <w:p>
+      <w:pPr>
+        <w:pStyle w:val="Normal"/>
+        <w:bidi w:val="0"/>
+        <w:jc w:val="start"/>
+        <w:rPr/>
+      </w:pPr>
+      <w:r>
+        <w:rPr/>
+        <w:tab/>
+        <w:tab/>
+        <w:tab/>
+        <w:tab/>
+        <w:t>-</w:t>
+        <w:tab/>
+      </w:r>
+      <w:r>
+        <w:rPr/>
+        <w:t>remove in VehicleTrigger</w:t>
+      </w:r>
+    </w:p>
+    <w:p>
+      <w:pPr>
+        <w:pStyle w:val="Normal"/>
+        <w:bidi w:val="0"/>
+        <w:jc w:val="start"/>
+        <w:rPr/>
+      </w:pPr>
+      <w:r>
+        <w:rPr/>
+        <w:tab/>
+        <w:tab/>
+        <w:tab/>
+        <w:tab/>
+        <w:t>-</w:t>
+        <w:tab/>
+      </w:r>
+      <w:r>
+        <w:rPr/>
+        <w:t>remove in Tank</w:t>
       </w:r>
     </w:p>
     <w:p>

--- a/Todo.docx
+++ b/Todo.docx
@@ -652,7 +652,15 @@
         <w:tab/>
         <w:tab/>
         <w:tab/>
-        <w:t>-</w:t>
+      </w:r>
+      <w:r>
+        <w:rPr>
+          <w:color w:val="00A933"/>
+        </w:rPr>
+        <w:t>X</w:t>
+      </w:r>
+      <w:r>
+        <w:rPr/>
         <w:tab/>
       </w:r>
       <w:r>

--- a/Todo.docx
+++ b/Todo.docx
@@ -568,7 +568,15 @@
         <w:tab/>
         <w:tab/>
         <w:tab/>
-        <w:t>-</w:t>
+      </w:r>
+      <w:r>
+        <w:rPr>
+          <w:color w:val="00A933"/>
+        </w:rPr>
+        <w:t>X</w:t>
+      </w:r>
+      <w:r>
+        <w:rPr/>
         <w:tab/>
       </w:r>
       <w:r>
@@ -589,7 +597,15 @@
         <w:tab/>
         <w:tab/>
         <w:tab/>
-        <w:t>-</w:t>
+      </w:r>
+      <w:r>
+        <w:rPr>
+          <w:color w:val="00A933"/>
+        </w:rPr>
+        <w:t>X</w:t>
+      </w:r>
+      <w:r>
+        <w:rPr/>
         <w:tab/>
       </w:r>
       <w:r>

--- a/Todo.docx
+++ b/Todo.docx
@@ -626,7 +626,15 @@
         <w:tab/>
         <w:tab/>
         <w:tab/>
-        <w:t>-</w:t>
+      </w:r>
+      <w:r>
+        <w:rPr>
+          <w:color w:val="00A933"/>
+        </w:rPr>
+        <w:t>X</w:t>
+      </w:r>
+      <w:r>
+        <w:rPr/>
         <w:tab/>
       </w:r>
       <w:r>

--- a/Todo.docx
+++ b/Todo.docx
@@ -655,7 +655,15 @@
         <w:tab/>
         <w:tab/>
         <w:tab/>
-        <w:t>-</w:t>
+      </w:r>
+      <w:r>
+        <w:rPr>
+          <w:color w:val="00A933"/>
+        </w:rPr>
+        <w:t>X</w:t>
+      </w:r>
+      <w:r>
+        <w:rPr/>
         <w:tab/>
       </w:r>
       <w:r>

--- a/Todo.docx
+++ b/Todo.docx
@@ -713,7 +713,15 @@
         <w:tab/>
         <w:tab/>
         <w:tab/>
-        <w:t>-</w:t>
+      </w:r>
+      <w:r>
+        <w:rPr>
+          <w:color w:val="00A933"/>
+        </w:rPr>
+        <w:t>X</w:t>
+      </w:r>
+      <w:r>
+        <w:rPr/>
         <w:tab/>
       </w:r>
       <w:r>
@@ -734,7 +742,15 @@
         <w:tab/>
         <w:tab/>
         <w:tab/>
-        <w:t>-</w:t>
+      </w:r>
+      <w:r>
+        <w:rPr>
+          <w:color w:val="00A933"/>
+        </w:rPr>
+        <w:t>X</w:t>
+      </w:r>
+      <w:r>
+        <w:rPr/>
         <w:tab/>
       </w:r>
       <w:r>

--- a/Todo.docx
+++ b/Todo.docx
@@ -771,7 +771,15 @@
         <w:tab/>
         <w:tab/>
         <w:tab/>
-        <w:t>-</w:t>
+      </w:r>
+      <w:r>
+        <w:rPr>
+          <w:color w:val="00A933"/>
+        </w:rPr>
+        <w:t>X</w:t>
+      </w:r>
+      <w:r>
+        <w:rPr/>
         <w:tab/>
       </w:r>
       <w:r>
@@ -792,7 +800,15 @@
         <w:tab/>
         <w:tab/>
         <w:tab/>
-        <w:t>-</w:t>
+      </w:r>
+      <w:r>
+        <w:rPr>
+          <w:color w:val="00A933"/>
+        </w:rPr>
+        <w:t>X</w:t>
+      </w:r>
+      <w:r>
+        <w:rPr/>
         <w:tab/>
       </w:r>
       <w:r>

--- a/Todo.docx
+++ b/Todo.docx
@@ -829,7 +829,15 @@
         <w:tab/>
         <w:tab/>
         <w:tab/>
-        <w:t>-</w:t>
+      </w:r>
+      <w:r>
+        <w:rPr>
+          <w:color w:val="00A933"/>
+        </w:rPr>
+        <w:t>X</w:t>
+      </w:r>
+      <w:r>
+        <w:rPr/>
         <w:tab/>
       </w:r>
       <w:r>

--- a/Todo.docx
+++ b/Todo.docx
@@ -858,7 +858,15 @@
         <w:tab/>
         <w:tab/>
         <w:tab/>
-        <w:t>-</w:t>
+      </w:r>
+      <w:r>
+        <w:rPr>
+          <w:color w:val="00A933"/>
+        </w:rPr>
+        <w:t>X</w:t>
+      </w:r>
+      <w:r>
+        <w:rPr/>
         <w:tab/>
       </w:r>
       <w:r>

--- a/Todo.docx
+++ b/Todo.docx
@@ -76,7 +76,15 @@
         <w:rPr/>
         <w:tab/>
         <w:tab/>
-        <w:t>-</w:t>
+      </w:r>
+      <w:r>
+        <w:rPr>
+          <w:color w:val="00A933"/>
+        </w:rPr>
+        <w:t>X</w:t>
+      </w:r>
+      <w:r>
+        <w:rPr/>
         <w:tab/>
         <w:t>upgrade to 2018.4.36f1</w:t>
       </w:r>
@@ -482,47 +490,37 @@
         <w:tab/>
         <w:tab/>
         <w:tab/>
-      </w:r>
-      <w:r>
-        <w:rPr/>
-        <w:t>-</w:t>
-        <w:tab/>
-      </w:r>
-      <w:r>
-        <w:rPr/>
-        <w:t>t</w:t>
-      </w:r>
-      <w:r>
-        <w:rPr/>
-        <w:t>emporarily remove networking from the game (god dammit)</w:t>
-      </w:r>
-    </w:p>
-    <w:p>
-      <w:pPr>
-        <w:pStyle w:val="Normal"/>
-        <w:bidi w:val="0"/>
-        <w:jc w:val="start"/>
-        <w:rPr/>
-      </w:pPr>
-      <w:r>
-        <w:rPr/>
-        <w:tab/>
-        <w:tab/>
-        <w:tab/>
-        <w:tab/>
-      </w:r>
-      <w:r>
-        <w:rPr>
-          <w:color w:val="00A933"/>
-        </w:rPr>
-        <w:t>X</w:t>
-      </w:r>
-      <w:r>
-        <w:rPr/>
-        <w:tab/>
-      </w:r>
-      <w:r>
-        <w:rPr/>
+        <w:t>X</w:t>
+      </w:r>
+      <w:r>
+        <w:rPr/>
+        <w:tab/>
+        <w:t>temporarily remove networking from the game (god dammit)</w:t>
+      </w:r>
+    </w:p>
+    <w:p>
+      <w:pPr>
+        <w:pStyle w:val="Normal"/>
+        <w:bidi w:val="0"/>
+        <w:jc w:val="start"/>
+        <w:rPr/>
+      </w:pPr>
+      <w:r>
+        <w:rPr/>
+        <w:tab/>
+        <w:tab/>
+        <w:tab/>
+        <w:tab/>
+      </w:r>
+      <w:r>
+        <w:rPr>
+          <w:color w:val="00A933"/>
+        </w:rPr>
+        <w:t>X</w:t>
+      </w:r>
+      <w:r>
+        <w:rPr/>
+        <w:tab/>
         <w:t>remove in Lobby</w:t>
       </w:r>
     </w:p>
@@ -549,9 +547,6 @@
       <w:r>
         <w:rPr/>
         <w:tab/>
-      </w:r>
-      <w:r>
-        <w:rPr/>
         <w:t>remove in Game</w:t>
       </w:r>
     </w:p>
@@ -578,9 +573,6 @@
       <w:r>
         <w:rPr/>
         <w:tab/>
-      </w:r>
-      <w:r>
-        <w:rPr/>
         <w:t>remove in Messaging</w:t>
       </w:r>
     </w:p>
@@ -607,9 +599,6 @@
       <w:r>
         <w:rPr/>
         <w:tab/>
-      </w:r>
-      <w:r>
-        <w:rPr/>
         <w:t>remove in Settings</w:t>
       </w:r>
     </w:p>
@@ -636,9 +625,6 @@
       <w:r>
         <w:rPr/>
         <w:tab/>
-      </w:r>
-      <w:r>
-        <w:rPr/>
         <w:t>remove in Rocket</w:t>
       </w:r>
     </w:p>
@@ -665,9 +651,6 @@
       <w:r>
         <w:rPr/>
         <w:tab/>
-      </w:r>
-      <w:r>
-        <w:rPr/>
         <w:t>remove in RamoSphere</w:t>
       </w:r>
     </w:p>
@@ -694,9 +677,6 @@
       <w:r>
         <w:rPr/>
         <w:tab/>
-      </w:r>
-      <w:r>
-        <w:rPr/>
         <w:t>remove in Vehicle</w:t>
       </w:r>
     </w:p>
@@ -723,9 +703,6 @@
       <w:r>
         <w:rPr/>
         <w:tab/>
-      </w:r>
-      <w:r>
-        <w:rPr/>
         <w:t>remove in VehicleBot</w:t>
       </w:r>
     </w:p>
@@ -752,9 +729,6 @@
       <w:r>
         <w:rPr/>
         <w:tab/>
-      </w:r>
-      <w:r>
-        <w:rPr/>
         <w:t>remove in VehicleLocal</w:t>
       </w:r>
     </w:p>
@@ -781,9 +755,6 @@
       <w:r>
         <w:rPr/>
         <w:tab/>
-      </w:r>
-      <w:r>
-        <w:rPr/>
         <w:t>remove in VehicleMe</w:t>
       </w:r>
     </w:p>
@@ -810,9 +781,6 @@
       <w:r>
         <w:rPr/>
         <w:tab/>
-      </w:r>
-      <w:r>
-        <w:rPr/>
         <w:t>remove in VehicleNet</w:t>
       </w:r>
     </w:p>
@@ -839,9 +807,6 @@
       <w:r>
         <w:rPr/>
         <w:tab/>
-      </w:r>
-      <w:r>
-        <w:rPr/>
         <w:t>remove in VehicleTrigger</w:t>
       </w:r>
     </w:p>
@@ -868,9 +833,6 @@
       <w:r>
         <w:rPr/>
         <w:tab/>
-      </w:r>
-      <w:r>
-        <w:rPr/>
         <w:t>remove in Tank</w:t>
       </w:r>
     </w:p>

--- a/Todo.docx
+++ b/Todo.docx
@@ -63,6 +63,133 @@
         <w:t>-</w:t>
         <w:tab/>
         <w:t>upgrade to 2022</w:t>
+      </w:r>
+    </w:p>
+    <w:p>
+      <w:pPr>
+        <w:pStyle w:val="Normal"/>
+        <w:bidi w:val="0"/>
+        <w:jc w:val="start"/>
+        <w:rPr/>
+      </w:pPr>
+      <w:r>
+        <w:rPr/>
+        <w:tab/>
+        <w:tab/>
+        <w:t>-</w:t>
+        <w:tab/>
+      </w:r>
+      <w:r>
+        <w:rPr/>
+        <w:t>upgrade to 2019.4.41f2</w:t>
+      </w:r>
+    </w:p>
+    <w:p>
+      <w:pPr>
+        <w:pStyle w:val="Normal"/>
+        <w:bidi w:val="0"/>
+        <w:jc w:val="start"/>
+        <w:rPr/>
+      </w:pPr>
+      <w:r>
+        <w:rPr/>
+        <w:tab/>
+        <w:tab/>
+        <w:tab/>
+      </w:r>
+      <w:r>
+        <w:rPr>
+          <w:color w:val="00A933"/>
+        </w:rPr>
+        <w:t>X</w:t>
+      </w:r>
+      <w:r>
+        <w:rPr/>
+        <w:tab/>
+      </w:r>
+      <w:r>
+        <w:rPr/>
+        <w:t>initial upgrade</w:t>
+      </w:r>
+    </w:p>
+    <w:p>
+      <w:pPr>
+        <w:pStyle w:val="Normal"/>
+        <w:bidi w:val="0"/>
+        <w:jc w:val="start"/>
+        <w:rPr/>
+      </w:pPr>
+      <w:r>
+        <w:rPr/>
+        <w:tab/>
+        <w:tab/>
+        <w:tab/>
+        <w:t>-</w:t>
+        <w:tab/>
+      </w:r>
+      <w:r>
+        <w:rPr/>
+        <w:t>fix terrain</w:t>
+      </w:r>
+    </w:p>
+    <w:p>
+      <w:pPr>
+        <w:pStyle w:val="Normal"/>
+        <w:bidi w:val="0"/>
+        <w:jc w:val="start"/>
+        <w:rPr/>
+      </w:pPr>
+      <w:r>
+        <w:rPr/>
+        <w:tab/>
+        <w:tab/>
+        <w:tab/>
+        <w:t>-</w:t>
+        <w:tab/>
+      </w:r>
+      <w:r>
+        <w:rPr/>
+        <w:t>update WWW to unitywebrequest</w:t>
+      </w:r>
+    </w:p>
+    <w:p>
+      <w:pPr>
+        <w:pStyle w:val="Normal"/>
+        <w:bidi w:val="0"/>
+        <w:jc w:val="start"/>
+        <w:rPr/>
+      </w:pPr>
+      <w:r>
+        <w:rPr/>
+        <w:tab/>
+        <w:tab/>
+        <w:tab/>
+        <w:t>-</w:t>
+        <w:tab/>
+      </w:r>
+      <w:r>
+        <w:rPr/>
+        <w:t>fix obsolete graphics checks</w:t>
+      </w:r>
+    </w:p>
+    <w:p>
+      <w:pPr>
+        <w:pStyle w:val="Normal"/>
+        <w:bidi w:val="0"/>
+        <w:jc w:val="start"/>
+        <w:rPr/>
+      </w:pPr>
+      <w:r>
+        <w:rPr/>
+        <w:tab/>
+        <w:tab/>
+        <w:tab/>
+        <w:t>-</w:t>
+        <w:tab/>
+      </w:r>
+      <w:r>
+        <w:rPr/>
+        <w:t>make gui slider style look normal again</w:t>
       </w:r>
     </w:p>
     <w:p>
@@ -1142,8 +1269,8 @@
       <w:lang w:val="en-US" w:eastAsia="zh-CN" w:bidi="hi-IN"/>
     </w:rPr>
   </w:style>
-  <w:style w:type="character" w:styleId="Bulletsuser">
-    <w:name w:val="Bullets (user)"/>
+  <w:style w:type="character" w:styleId="Bullets">
+    <w:name w:val="Bullets"/>
     <w:qFormat/>
     <w:rPr>
       <w:rFonts w:ascii="OpenSymbol" w:hAnsi="OpenSymbol" w:eastAsia="OpenSymbol" w:cs="OpenSymbol"/>

--- a/Todo.docx
+++ b/Todo.docx
@@ -78,9 +78,6 @@
         <w:tab/>
         <w:t>-</w:t>
         <w:tab/>
-      </w:r>
-      <w:r>
-        <w:rPr/>
         <w:t>upgrade to 2019.4.41f2</w:t>
       </w:r>
     </w:p>
@@ -106,9 +103,6 @@
       <w:r>
         <w:rPr/>
         <w:tab/>
-      </w:r>
-      <w:r>
-        <w:rPr/>
         <w:t>initial upgrade</w:t>
       </w:r>
     </w:p>
@@ -126,9 +120,6 @@
         <w:tab/>
         <w:t>-</w:t>
         <w:tab/>
-      </w:r>
-      <w:r>
-        <w:rPr/>
         <w:t>fix terrain</w:t>
       </w:r>
     </w:p>
@@ -146,9 +137,6 @@
         <w:tab/>
         <w:t>-</w:t>
         <w:tab/>
-      </w:r>
-      <w:r>
-        <w:rPr/>
         <w:t>update WWW to unitywebrequest</w:t>
       </w:r>
     </w:p>
@@ -166,9 +154,6 @@
         <w:tab/>
         <w:t>-</w:t>
         <w:tab/>
-      </w:r>
-      <w:r>
-        <w:rPr/>
         <w:t>fix obsolete graphics checks</w:t>
       </w:r>
     </w:p>
@@ -186,9 +171,6 @@
         <w:tab/>
         <w:t>-</w:t>
         <w:tab/>
-      </w:r>
-      <w:r>
-        <w:rPr/>
         <w:t>make gui slider style look normal again</w:t>
       </w:r>
     </w:p>
@@ -1173,6 +1155,45 @@
       <w:r>
         <w:rPr/>
         <w:tab/>
+        <w:tab/>
+        <w:t>-</w:t>
+        <w:tab/>
+      </w:r>
+      <w:r>
+        <w:rPr/>
+        <w:t>try load Whirld.mtl if it exists when generating a whirld</w:t>
+      </w:r>
+    </w:p>
+    <w:p>
+      <w:pPr>
+        <w:pStyle w:val="Normal"/>
+        <w:bidi w:val="0"/>
+        <w:jc w:val="start"/>
+        <w:rPr/>
+      </w:pPr>
+      <w:r>
+        <w:rPr/>
+        <w:tab/>
+        <w:tab/>
+        <w:tab/>
+        <w:t>-</w:t>
+        <w:tab/>
+      </w:r>
+      <w:r>
+        <w:rPr/>
+        <w:t>move “mtllib” code from LoadMesh into its own function LoadMaterialLibrary</w:t>
+      </w:r>
+    </w:p>
+    <w:p>
+      <w:pPr>
+        <w:pStyle w:val="Normal"/>
+        <w:bidi w:val="0"/>
+        <w:jc w:val="start"/>
+        <w:rPr/>
+      </w:pPr>
+      <w:r>
+        <w:rPr/>
+        <w:tab/>
         <w:t>-</w:t>
         <w:tab/>
         <w:t>add support for custom textures</w:t>
@@ -1190,7 +1211,11 @@
         <w:tab/>
         <w:t>-</w:t>
         <w:tab/>
-        <w:t>add support for placing rigidbodies</w:t>
+        <w:t xml:space="preserve">add support for </w:t>
+      </w:r>
+      <w:r>
+        <w:rPr/>
+        <w:t>adding rigidbodies to objects</w:t>
       </w:r>
     </w:p>
     <w:p>
@@ -1206,6 +1231,24 @@
         <w:t>-</w:t>
         <w:tab/>
         <w:t>add support for placing Whirlds/Classics/Fire.prefab</w:t>
+      </w:r>
+    </w:p>
+    <w:p>
+      <w:pPr>
+        <w:pStyle w:val="Normal"/>
+        <w:bidi w:val="0"/>
+        <w:jc w:val="start"/>
+        <w:rPr/>
+      </w:pPr>
+      <w:r>
+        <w:rPr/>
+        <w:tab/>
+        <w:t>-</w:t>
+        <w:tab/>
+      </w:r>
+      <w:r>
+        <w:rPr/>
+        <w:t>add support fro placing Billboards</w:t>
       </w:r>
     </w:p>
     <w:p>
@@ -1269,8 +1312,8 @@
       <w:lang w:val="en-US" w:eastAsia="zh-CN" w:bidi="hi-IN"/>
     </w:rPr>
   </w:style>
-  <w:style w:type="character" w:styleId="Bullets">
-    <w:name w:val="Bullets"/>
+  <w:style w:type="character" w:styleId="Bulletsuser">
+    <w:name w:val="Bullets (user)"/>
     <w:qFormat/>
     <w:rPr>
       <w:rFonts w:ascii="OpenSymbol" w:hAnsi="OpenSymbol" w:eastAsia="OpenSymbol" w:cs="OpenSymbol"/>

--- a/Todo.docx
+++ b/Todo.docx
@@ -135,7 +135,15 @@
         <w:tab/>
         <w:tab/>
         <w:tab/>
-        <w:t>-</w:t>
+      </w:r>
+      <w:r>
+        <w:rPr>
+          <w:color w:val="00A933"/>
+        </w:rPr>
+        <w:t>X</w:t>
+      </w:r>
+      <w:r>
+        <w:rPr/>
         <w:tab/>
         <w:t>update WWW to unitywebrequest</w:t>
       </w:r>
@@ -1155,45 +1163,6 @@
       <w:r>
         <w:rPr/>
         <w:tab/>
-        <w:tab/>
-        <w:t>-</w:t>
-        <w:tab/>
-      </w:r>
-      <w:r>
-        <w:rPr/>
-        <w:t>try load Whirld.mtl if it exists when generating a whirld</w:t>
-      </w:r>
-    </w:p>
-    <w:p>
-      <w:pPr>
-        <w:pStyle w:val="Normal"/>
-        <w:bidi w:val="0"/>
-        <w:jc w:val="start"/>
-        <w:rPr/>
-      </w:pPr>
-      <w:r>
-        <w:rPr/>
-        <w:tab/>
-        <w:tab/>
-        <w:tab/>
-        <w:t>-</w:t>
-        <w:tab/>
-      </w:r>
-      <w:r>
-        <w:rPr/>
-        <w:t>move “mtllib” code from LoadMesh into its own function LoadMaterialLibrary</w:t>
-      </w:r>
-    </w:p>
-    <w:p>
-      <w:pPr>
-        <w:pStyle w:val="Normal"/>
-        <w:bidi w:val="0"/>
-        <w:jc w:val="start"/>
-        <w:rPr/>
-      </w:pPr>
-      <w:r>
-        <w:rPr/>
-        <w:tab/>
         <w:t>-</w:t>
         <w:tab/>
         <w:t>add support for custom textures</w:t>
@@ -1211,11 +1180,7 @@
         <w:tab/>
         <w:t>-</w:t>
         <w:tab/>
-        <w:t xml:space="preserve">add support for </w:t>
-      </w:r>
-      <w:r>
-        <w:rPr/>
-        <w:t>adding rigidbodies to objects</w:t>
+        <w:t>add support for adding rigidbodies to objects</w:t>
       </w:r>
     </w:p>
     <w:p>
@@ -1245,9 +1210,6 @@
         <w:tab/>
         <w:t>-</w:t>
         <w:tab/>
-      </w:r>
-      <w:r>
-        <w:rPr/>
         <w:t>add support fro placing Billboards</w:t>
       </w:r>
     </w:p>
@@ -1264,7 +1226,7 @@
     </w:p>
     <w:sectPr>
       <w:type w:val="nextPage"/>
-      <w:pgSz w:w="18720" w:h="17291"/>
+      <w:pgSz w:w="18720" w:h="28800"/>
       <w:pgMar w:left="1136" w:right="1136" w:gutter="0" w:header="0" w:top="1136" w:footer="0" w:bottom="1136"/>
       <w:pgNumType w:fmt="none"/>
       <w:formProt w:val="false"/>
@@ -1312,8 +1274,8 @@
       <w:lang w:val="en-US" w:eastAsia="zh-CN" w:bidi="hi-IN"/>
     </w:rPr>
   </w:style>
-  <w:style w:type="character" w:styleId="Bulletsuser">
-    <w:name w:val="Bullets (user)"/>
+  <w:style w:type="character" w:styleId="Bullets">
+    <w:name w:val="Bullets"/>
     <w:qFormat/>
     <w:rPr>
       <w:rFonts w:ascii="OpenSymbol" w:hAnsi="OpenSymbol" w:eastAsia="OpenSymbol" w:cs="OpenSymbol"/>

--- a/Todo.docx
+++ b/Todo.docx
@@ -160,7 +160,15 @@
         <w:tab/>
         <w:tab/>
         <w:tab/>
-        <w:t>-</w:t>
+      </w:r>
+      <w:r>
+        <w:rPr>
+          <w:color w:val="00A933"/>
+        </w:rPr>
+        <w:t>X</w:t>
+      </w:r>
+      <w:r>
+        <w:rPr/>
         <w:tab/>
         <w:t>fix obsolete graphics checks</w:t>
       </w:r>
@@ -1274,8 +1282,8 @@
       <w:lang w:val="en-US" w:eastAsia="zh-CN" w:bidi="hi-IN"/>
     </w:rPr>
   </w:style>
-  <w:style w:type="character" w:styleId="Bullets">
-    <w:name w:val="Bullets"/>
+  <w:style w:type="character" w:styleId="Bulletsuser">
+    <w:name w:val="Bullets (user)"/>
     <w:qFormat/>
     <w:rPr>
       <w:rFonts w:ascii="OpenSymbol" w:hAnsi="OpenSymbol" w:eastAsia="OpenSymbol" w:cs="OpenSymbol"/>

--- a/Todo.docx
+++ b/Todo.docx
@@ -185,7 +185,15 @@
         <w:tab/>
         <w:tab/>
         <w:tab/>
-        <w:t>-</w:t>
+      </w:r>
+      <w:r>
+        <w:rPr>
+          <w:color w:val="00A933"/>
+        </w:rPr>
+        <w:t>X</w:t>
+      </w:r>
+      <w:r>
+        <w:rPr/>
         <w:tab/>
         <w:t>make gui slider style look normal again</w:t>
       </w:r>
@@ -1282,8 +1290,8 @@
       <w:lang w:val="en-US" w:eastAsia="zh-CN" w:bidi="hi-IN"/>
     </w:rPr>
   </w:style>
-  <w:style w:type="character" w:styleId="Bulletsuser">
-    <w:name w:val="Bullets (user)"/>
+  <w:style w:type="character" w:styleId="Bullets">
+    <w:name w:val="Bullets"/>
     <w:qFormat/>
     <w:rPr>
       <w:rFonts w:ascii="OpenSymbol" w:hAnsi="OpenSymbol" w:eastAsia="OpenSymbol" w:cs="OpenSymbol"/>

--- a/Todo.docx
+++ b/Todo.docx
@@ -121,6 +121,56 @@
         <w:t>-</w:t>
         <w:tab/>
         <w:t>fix terrain</w:t>
+      </w:r>
+    </w:p>
+    <w:p>
+      <w:pPr>
+        <w:pStyle w:val="Normal"/>
+        <w:bidi w:val="0"/>
+        <w:jc w:val="start"/>
+        <w:rPr/>
+      </w:pPr>
+      <w:r>
+        <w:rPr/>
+        <w:tab/>
+        <w:tab/>
+        <w:tab/>
+        <w:tab/>
+      </w:r>
+      <w:r>
+        <w:rPr>
+          <w:color w:val="00A933"/>
+        </w:rPr>
+        <w:t>X</w:t>
+      </w:r>
+      <w:r>
+        <w:rPr/>
+        <w:tab/>
+      </w:r>
+      <w:r>
+        <w:rPr/>
+        <w:t>upgrade splat prototypes to terrain layers</w:t>
+      </w:r>
+    </w:p>
+    <w:p>
+      <w:pPr>
+        <w:pStyle w:val="Normal"/>
+        <w:bidi w:val="0"/>
+        <w:jc w:val="start"/>
+        <w:rPr/>
+      </w:pPr>
+      <w:r>
+        <w:rPr/>
+        <w:tab/>
+        <w:tab/>
+        <w:tab/>
+        <w:tab/>
+        <w:t>-</w:t>
+        <w:tab/>
+      </w:r>
+      <w:r>
+        <w:rPr/>
+        <w:t>fix the textures not showing up</w:t>
       </w:r>
     </w:p>
     <w:p>
@@ -1290,8 +1340,8 @@
       <w:lang w:val="en-US" w:eastAsia="zh-CN" w:bidi="hi-IN"/>
     </w:rPr>
   </w:style>
-  <w:style w:type="character" w:styleId="Bullets">
-    <w:name w:val="Bullets"/>
+  <w:style w:type="character" w:styleId="Bulletsuser">
+    <w:name w:val="Bullets (user)"/>
     <w:qFormat/>
     <w:rPr>
       <w:rFonts w:ascii="OpenSymbol" w:hAnsi="OpenSymbol" w:eastAsia="OpenSymbol" w:cs="OpenSymbol"/>

--- a/Todo.docx
+++ b/Todo.docx
@@ -76,7 +76,15 @@
         <w:rPr/>
         <w:tab/>
         <w:tab/>
-        <w:t>-</w:t>
+      </w:r>
+      <w:r>
+        <w:rPr>
+          <w:color w:val="00A933"/>
+        </w:rPr>
+        <w:t>X</w:t>
+      </w:r>
+      <w:r>
+        <w:rPr/>
         <w:tab/>
         <w:t>upgrade to 2019.4.41f2</w:t>
       </w:r>
@@ -118,7 +126,15 @@
         <w:tab/>
         <w:tab/>
         <w:tab/>
-        <w:t>-</w:t>
+      </w:r>
+      <w:r>
+        <w:rPr>
+          <w:color w:val="00A933"/>
+        </w:rPr>
+        <w:t>X</w:t>
+      </w:r>
+      <w:r>
+        <w:rPr/>
         <w:tab/>
         <w:t>fix terrain</w:t>
       </w:r>
@@ -146,9 +162,6 @@
       <w:r>
         <w:rPr/>
         <w:tab/>
-      </w:r>
-      <w:r>
-        <w:rPr/>
         <w:t>upgrade splat prototypes to terrain layers</w:t>
       </w:r>
     </w:p>
@@ -165,11 +178,16 @@
         <w:tab/>
         <w:tab/>
         <w:tab/>
-        <w:t>-</w:t>
-        <w:tab/>
-      </w:r>
-      <w:r>
-        <w:rPr/>
+      </w:r>
+      <w:r>
+        <w:rPr>
+          <w:color w:val="00A933"/>
+        </w:rPr>
+        <w:t>X</w:t>
+      </w:r>
+      <w:r>
+        <w:rPr/>
+        <w:tab/>
         <w:t>fix the textures not showing up</w:t>
       </w:r>
     </w:p>
@@ -1340,8 +1358,8 @@
       <w:lang w:val="en-US" w:eastAsia="zh-CN" w:bidi="hi-IN"/>
     </w:rPr>
   </w:style>
-  <w:style w:type="character" w:styleId="Bulletsuser">
-    <w:name w:val="Bullets (user)"/>
+  <w:style w:type="character" w:styleId="Bullets">
+    <w:name w:val="Bullets"/>
     <w:qFormat/>
     <w:rPr>
       <w:rFonts w:ascii="OpenSymbol" w:hAnsi="OpenSymbol" w:eastAsia="OpenSymbol" w:cs="OpenSymbol"/>

--- a/Todo.docx
+++ b/Todo.docx
@@ -63,6 +63,25 @@
         <w:t>-</w:t>
         <w:tab/>
         <w:t>upgrade to 2022</w:t>
+      </w:r>
+    </w:p>
+    <w:p>
+      <w:pPr>
+        <w:pStyle w:val="Normal"/>
+        <w:bidi w:val="0"/>
+        <w:jc w:val="start"/>
+        <w:rPr/>
+      </w:pPr>
+      <w:r>
+        <w:rPr/>
+        <w:tab/>
+        <w:tab/>
+        <w:t>-</w:t>
+        <w:tab/>
+      </w:r>
+      <w:r>
+        <w:rPr/>
+        <w:t>upgrade to 2020.3.49f1</w:t>
       </w:r>
     </w:p>
     <w:p>

--- a/Todo.docx
+++ b/Todo.docx
@@ -76,11 +76,16 @@
         <w:rPr/>
         <w:tab/>
         <w:tab/>
-        <w:t>-</w:t>
-        <w:tab/>
-      </w:r>
-      <w:r>
-        <w:rPr/>
+      </w:r>
+      <w:r>
+        <w:rPr>
+          <w:color w:val="00A933"/>
+        </w:rPr>
+        <w:t>X</w:t>
+      </w:r>
+      <w:r>
+        <w:rPr/>
+        <w:tab/>
         <w:t>upgrade to 2020.3.49f1</w:t>
       </w:r>
     </w:p>
@@ -1377,8 +1382,8 @@
       <w:lang w:val="en-US" w:eastAsia="zh-CN" w:bidi="hi-IN"/>
     </w:rPr>
   </w:style>
-  <w:style w:type="character" w:styleId="Bullets">
-    <w:name w:val="Bullets"/>
+  <w:style w:type="character" w:styleId="Bulletsuser">
+    <w:name w:val="Bullets (user)"/>
     <w:qFormat/>
     <w:rPr>
       <w:rFonts w:ascii="OpenSymbol" w:hAnsi="OpenSymbol" w:eastAsia="OpenSymbol" w:cs="OpenSymbol"/>

--- a/Todo.docx
+++ b/Todo.docx
@@ -62,7 +62,73 @@
         <w:tab/>
         <w:t>-</w:t>
         <w:tab/>
-        <w:t>upgrade to 2022</w:t>
+      </w:r>
+      <w:r>
+        <w:rPr/>
+        <w:t>fix gui label hover darkening</w:t>
+      </w:r>
+    </w:p>
+    <w:p>
+      <w:pPr>
+        <w:pStyle w:val="Normal"/>
+        <w:bidi w:val="0"/>
+        <w:jc w:val="start"/>
+        <w:rPr/>
+      </w:pPr>
+      <w:r>
+        <w:rPr/>
+        <w:tab/>
+        <w:t>-</w:t>
+        <w:tab/>
+      </w:r>
+      <w:r>
+        <w:rPr/>
+        <w:t>upgrade to 2023.2.22f1</w:t>
+      </w:r>
+    </w:p>
+    <w:p>
+      <w:pPr>
+        <w:pStyle w:val="Normal"/>
+        <w:bidi w:val="0"/>
+        <w:jc w:val="start"/>
+        <w:rPr/>
+      </w:pPr>
+      <w:r>
+        <w:rPr/>
+        <w:tab/>
+        <w:t>-</w:t>
+        <w:tab/>
+      </w:r>
+      <w:r>
+        <w:rPr/>
+        <w:t>fix outdated Idispatch code in Ionic.ZLib</w:t>
+      </w:r>
+    </w:p>
+    <w:p>
+      <w:pPr>
+        <w:pStyle w:val="Normal"/>
+        <w:bidi w:val="0"/>
+        <w:jc w:val="start"/>
+        <w:rPr/>
+      </w:pPr>
+      <w:r>
+        <w:rPr/>
+        <w:tab/>
+      </w:r>
+      <w:r>
+        <w:rPr>
+          <w:color w:val="00A933"/>
+        </w:rPr>
+        <w:t>X</w:t>
+      </w:r>
+      <w:r>
+        <w:rPr/>
+        <w:tab/>
+        <w:t>upgrade to 2022.</w:t>
+      </w:r>
+      <w:r>
+        <w:rPr/>
+        <w:t>3.62f3</w:t>
       </w:r>
     </w:p>
     <w:p>
@@ -1382,8 +1448,25 @@
       <w:lang w:val="en-US" w:eastAsia="zh-CN" w:bidi="hi-IN"/>
     </w:rPr>
   </w:style>
-  <w:style w:type="character" w:styleId="Bulletsuser">
-    <w:name w:val="Bullets (user)"/>
+  <w:style w:type="paragraph" w:styleId="Heading4">
+    <w:name w:val="heading 4"/>
+    <w:basedOn w:val="Heading"/>
+    <w:next w:val="BodyText"/>
+    <w:qFormat/>
+    <w:pPr>
+      <w:spacing w:before="120" w:after="120"/>
+      <w:outlineLvl w:val="3"/>
+    </w:pPr>
+    <w:rPr>
+      <w:rFonts w:ascii="Liberation Serif" w:hAnsi="Liberation Serif" w:eastAsia="Noto Serif CJK SC" w:cs="Noto Sans Devanagari"/>
+      <w:b/>
+      <w:bCs/>
+      <w:sz w:val="24"/>
+      <w:szCs w:val="24"/>
+    </w:rPr>
+  </w:style>
+  <w:style w:type="character" w:styleId="Bullets">
+    <w:name w:val="Bullets"/>
     <w:qFormat/>
     <w:rPr>
       <w:rFonts w:ascii="OpenSymbol" w:hAnsi="OpenSymbol" w:eastAsia="OpenSymbol" w:cs="OpenSymbol"/>

--- a/Todo.docx
+++ b/Todo.docx
@@ -62,9 +62,6 @@
         <w:tab/>
         <w:t>-</w:t>
         <w:tab/>
-      </w:r>
-      <w:r>
-        <w:rPr/>
         <w:t>fix gui label hover darkening</w:t>
       </w:r>
     </w:p>
@@ -78,11 +75,16 @@
       <w:r>
         <w:rPr/>
         <w:tab/>
-        <w:t>-</w:t>
-        <w:tab/>
-      </w:r>
-      <w:r>
-        <w:rPr/>
+      </w:r>
+      <w:r>
+        <w:rPr>
+          <w:color w:val="00A933"/>
+        </w:rPr>
+        <w:t>X</w:t>
+      </w:r>
+      <w:r>
+        <w:rPr/>
+        <w:tab/>
         <w:t>upgrade to 2023.2.22f1</w:t>
       </w:r>
     </w:p>
@@ -98,9 +100,6 @@
         <w:tab/>
         <w:t>-</w:t>
         <w:tab/>
-      </w:r>
-      <w:r>
-        <w:rPr/>
         <w:t>fix outdated Idispatch code in Ionic.ZLib</w:t>
       </w:r>
     </w:p>
@@ -124,11 +123,7 @@
       <w:r>
         <w:rPr/>
         <w:tab/>
-        <w:t>upgrade to 2022.</w:t>
-      </w:r>
-      <w:r>
-        <w:rPr/>
-        <w:t>3.62f3</w:t>
+        <w:t>upgrade to 2022.3.62f3</w:t>
       </w:r>
     </w:p>
     <w:p>
@@ -1465,8 +1460,8 @@
       <w:szCs w:val="24"/>
     </w:rPr>
   </w:style>
-  <w:style w:type="character" w:styleId="Bullets">
-    <w:name w:val="Bullets"/>
+  <w:style w:type="character" w:styleId="Bulletsuser">
+    <w:name w:val="Bullets (user)"/>
     <w:qFormat/>
     <w:rPr>
       <w:rFonts w:ascii="OpenSymbol" w:hAnsi="OpenSymbol" w:eastAsia="OpenSymbol" w:cs="OpenSymbol"/>
